--- a/klagomål/A 41606-2025 FSC-klagomål.docx
+++ b/klagomål/A 41606-2025 FSC-klagomål.docx
@@ -651,7 +651,7 @@
     <w:r>
       <w:tab/>
       <w:tab/>
-      <w:t>2025-09-04</w:t>
+      <w:t>2025-09-05</w:t>
       <w:br/>
       <w:br/>
     </w:r>

--- a/klagomål/A 41606-2025 FSC-klagomål.docx
+++ b/klagomål/A 41606-2025 FSC-klagomål.docx
@@ -651,7 +651,7 @@
     <w:r>
       <w:tab/>
       <w:tab/>
-      <w:t>2025-09-05</w:t>
+      <w:t>2025-09-07</w:t>
       <w:br/>
       <w:br/>
     </w:r>

--- a/klagomål/A 41606-2025 FSC-klagomål.docx
+++ b/klagomål/A 41606-2025 FSC-klagomål.docx
@@ -651,7 +651,7 @@
     <w:r>
       <w:tab/>
       <w:tab/>
-      <w:t>2025-09-07</w:t>
+      <w:t>2025-09-08</w:t>
       <w:br/>
       <w:br/>
     </w:r>

--- a/klagomål/A 41606-2025 FSC-klagomål.docx
+++ b/klagomål/A 41606-2025 FSC-klagomål.docx
@@ -651,7 +651,7 @@
     <w:r>
       <w:tab/>
       <w:tab/>
-      <w:t>2025-09-08</w:t>
+      <w:t>2025-09-10</w:t>
       <w:br/>
       <w:br/>
     </w:r>

--- a/klagomål/A 41606-2025 FSC-klagomål.docx
+++ b/klagomål/A 41606-2025 FSC-klagomål.docx
@@ -651,7 +651,7 @@
     <w:r>
       <w:tab/>
       <w:tab/>
-      <w:t>2025-09-10</w:t>
+      <w:t>2025-09-11</w:t>
       <w:br/>
       <w:br/>
     </w:r>

--- a/klagomål/A 41606-2025 FSC-klagomål.docx
+++ b/klagomål/A 41606-2025 FSC-klagomål.docx
@@ -651,7 +651,7 @@
     <w:r>
       <w:tab/>
       <w:tab/>
-      <w:t>2025-09-11</w:t>
+      <w:t>2025-09-12</w:t>
       <w:br/>
       <w:br/>
     </w:r>

--- a/klagomål/A 41606-2025 FSC-klagomål.docx
+++ b/klagomål/A 41606-2025 FSC-klagomål.docx
@@ -651,7 +651,7 @@
     <w:r>
       <w:tab/>
       <w:tab/>
-      <w:t>2025-09-12</w:t>
+      <w:t>2025-09-13</w:t>
       <w:br/>
       <w:br/>
     </w:r>

--- a/klagomål/A 41606-2025 FSC-klagomål.docx
+++ b/klagomål/A 41606-2025 FSC-klagomål.docx
@@ -651,7 +651,7 @@
     <w:r>
       <w:tab/>
       <w:tab/>
-      <w:t>2025-09-13</w:t>
+      <w:t>2025-09-14</w:t>
       <w:br/>
       <w:br/>
     </w:r>

--- a/klagomål/A 41606-2025 FSC-klagomål.docx
+++ b/klagomål/A 41606-2025 FSC-klagomål.docx
@@ -651,7 +651,7 @@
     <w:r>
       <w:tab/>
       <w:tab/>
-      <w:t>2025-09-14</w:t>
+      <w:t>2025-09-15</w:t>
       <w:br/>
       <w:br/>
     </w:r>

--- a/klagomål/A 41606-2025 FSC-klagomål.docx
+++ b/klagomål/A 41606-2025 FSC-klagomål.docx
@@ -651,7 +651,7 @@
     <w:r>
       <w:tab/>
       <w:tab/>
-      <w:t>2025-09-15</w:t>
+      <w:t>2025-09-16</w:t>
       <w:br/>
       <w:br/>
     </w:r>

--- a/klagomål/A 41606-2025 FSC-klagomål.docx
+++ b/klagomål/A 41606-2025 FSC-klagomål.docx
@@ -651,7 +651,7 @@
     <w:r>
       <w:tab/>
       <w:tab/>
-      <w:t>2025-09-16</w:t>
+      <w:t>2025-09-17</w:t>
       <w:br/>
       <w:br/>
     </w:r>

--- a/klagomål/A 41606-2025 FSC-klagomål.docx
+++ b/klagomål/A 41606-2025 FSC-klagomål.docx
@@ -651,7 +651,7 @@
     <w:r>
       <w:tab/>
       <w:tab/>
-      <w:t>2025-09-17</w:t>
+      <w:t>2025-09-18</w:t>
       <w:br/>
       <w:br/>
     </w:r>

--- a/klagomål/A 41606-2025 FSC-klagomål.docx
+++ b/klagomål/A 41606-2025 FSC-klagomål.docx
@@ -651,7 +651,7 @@
     <w:r>
       <w:tab/>
       <w:tab/>
-      <w:t>2025-09-18</w:t>
+      <w:t>2025-09-22</w:t>
       <w:br/>
       <w:br/>
     </w:r>

--- a/klagomål/A 41606-2025 FSC-klagomål.docx
+++ b/klagomål/A 41606-2025 FSC-klagomål.docx
@@ -651,7 +651,7 @@
     <w:r>
       <w:tab/>
       <w:tab/>
-      <w:t>2025-09-22</w:t>
+      <w:t>2025-09-23</w:t>
       <w:br/>
       <w:br/>
     </w:r>

--- a/klagomål/A 41606-2025 FSC-klagomål.docx
+++ b/klagomål/A 41606-2025 FSC-klagomål.docx
@@ -651,7 +651,7 @@
     <w:r>
       <w:tab/>
       <w:tab/>
-      <w:t>2025-09-23</w:t>
+      <w:t>2025-09-24</w:t>
       <w:br/>
       <w:br/>
     </w:r>

--- a/klagomål/A 41606-2025 FSC-klagomål.docx
+++ b/klagomål/A 41606-2025 FSC-klagomål.docx
@@ -651,7 +651,7 @@
     <w:r>
       <w:tab/>
       <w:tab/>
-      <w:t>2025-09-24</w:t>
+      <w:t>2025-09-25</w:t>
       <w:br/>
       <w:br/>
     </w:r>

--- a/klagomål/A 41606-2025 FSC-klagomål.docx
+++ b/klagomål/A 41606-2025 FSC-klagomål.docx
@@ -651,7 +651,7 @@
     <w:r>
       <w:tab/>
       <w:tab/>
-      <w:t>2025-09-25</w:t>
+      <w:t>2025-09-26</w:t>
       <w:br/>
       <w:br/>
     </w:r>

--- a/klagomål/A 41606-2025 FSC-klagomål.docx
+++ b/klagomål/A 41606-2025 FSC-klagomål.docx
@@ -651,7 +651,7 @@
     <w:r>
       <w:tab/>
       <w:tab/>
-      <w:t>2025-09-26</w:t>
+      <w:t>2025-09-27</w:t>
       <w:br/>
       <w:br/>
     </w:r>

--- a/klagomål/A 41606-2025 FSC-klagomål.docx
+++ b/klagomål/A 41606-2025 FSC-klagomål.docx
@@ -651,7 +651,7 @@
     <w:r>
       <w:tab/>
       <w:tab/>
-      <w:t>2025-09-27</w:t>
+      <w:t>2025-09-28</w:t>
       <w:br/>
       <w:br/>
     </w:r>

--- a/klagomål/A 41606-2025 FSC-klagomål.docx
+++ b/klagomål/A 41606-2025 FSC-klagomål.docx
@@ -651,7 +651,7 @@
     <w:r>
       <w:tab/>
       <w:tab/>
-      <w:t>2025-09-28</w:t>
+      <w:t>2025-09-29</w:t>
       <w:br/>
       <w:br/>
     </w:r>

--- a/klagomål/A 41606-2025 FSC-klagomål.docx
+++ b/klagomål/A 41606-2025 FSC-klagomål.docx
@@ -651,7 +651,7 @@
     <w:r>
       <w:tab/>
       <w:tab/>
-      <w:t>2025-09-29</w:t>
+      <w:t>2025-09-30</w:t>
       <w:br/>
       <w:br/>
     </w:r>

--- a/klagomål/A 41606-2025 FSC-klagomål.docx
+++ b/klagomål/A 41606-2025 FSC-klagomål.docx
@@ -651,7 +651,7 @@
     <w:r>
       <w:tab/>
       <w:tab/>
-      <w:t>2025-09-30</w:t>
+      <w:t>2025-10-01</w:t>
       <w:br/>
       <w:br/>
     </w:r>

--- a/klagomål/A 41606-2025 FSC-klagomål.docx
+++ b/klagomål/A 41606-2025 FSC-klagomål.docx
@@ -651,7 +651,7 @@
     <w:r>
       <w:tab/>
       <w:tab/>
-      <w:t>2025-10-01</w:t>
+      <w:t>2025-10-02</w:t>
       <w:br/>
       <w:br/>
     </w:r>

--- a/klagomål/A 41606-2025 FSC-klagomål.docx
+++ b/klagomål/A 41606-2025 FSC-klagomål.docx
@@ -651,7 +651,7 @@
     <w:r>
       <w:tab/>
       <w:tab/>
-      <w:t>2025-10-02</w:t>
+      <w:t>2025-10-03</w:t>
       <w:br/>
       <w:br/>
     </w:r>

--- a/klagomål/A 41606-2025 FSC-klagomål.docx
+++ b/klagomål/A 41606-2025 FSC-klagomål.docx
@@ -651,7 +651,7 @@
     <w:r>
       <w:tab/>
       <w:tab/>
-      <w:t>2025-10-03</w:t>
+      <w:t>2025-10-04</w:t>
       <w:br/>
       <w:br/>
     </w:r>

--- a/klagomål/A 41606-2025 FSC-klagomål.docx
+++ b/klagomål/A 41606-2025 FSC-klagomål.docx
@@ -651,7 +651,7 @@
     <w:r>
       <w:tab/>
       <w:tab/>
-      <w:t>2025-10-04</w:t>
+      <w:t>2025-10-05</w:t>
       <w:br/>
       <w:br/>
     </w:r>

--- a/klagomål/A 41606-2025 FSC-klagomål.docx
+++ b/klagomål/A 41606-2025 FSC-klagomål.docx
@@ -651,7 +651,7 @@
     <w:r>
       <w:tab/>
       <w:tab/>
-      <w:t>2025-10-05</w:t>
+      <w:t>2025-10-06</w:t>
       <w:br/>
       <w:br/>
     </w:r>

--- a/klagomål/A 41606-2025 FSC-klagomål.docx
+++ b/klagomål/A 41606-2025 FSC-klagomål.docx
@@ -651,7 +651,7 @@
     <w:r>
       <w:tab/>
       <w:tab/>
-      <w:t>2025-10-06</w:t>
+      <w:t>2025-10-07</w:t>
       <w:br/>
       <w:br/>
     </w:r>

--- a/klagomål/A 41606-2025 FSC-klagomål.docx
+++ b/klagomål/A 41606-2025 FSC-klagomål.docx
@@ -651,7 +651,7 @@
     <w:r>
       <w:tab/>
       <w:tab/>
-      <w:t>2025-10-07</w:t>
+      <w:t>2025-10-08</w:t>
       <w:br/>
       <w:br/>
     </w:r>

--- a/klagomål/A 41606-2025 FSC-klagomål.docx
+++ b/klagomål/A 41606-2025 FSC-klagomål.docx
@@ -651,7 +651,7 @@
     <w:r>
       <w:tab/>
       <w:tab/>
-      <w:t>2025-10-08</w:t>
+      <w:t>2025-10-09</w:t>
       <w:br/>
       <w:br/>
     </w:r>

--- a/klagomål/A 41606-2025 FSC-klagomål.docx
+++ b/klagomål/A 41606-2025 FSC-klagomål.docx
@@ -651,7 +651,7 @@
     <w:r>
       <w:tab/>
       <w:tab/>
-      <w:t>2025-10-09</w:t>
+      <w:t>2025-10-10</w:t>
       <w:br/>
       <w:br/>
     </w:r>

--- a/klagomål/A 41606-2025 FSC-klagomål.docx
+++ b/klagomål/A 41606-2025 FSC-klagomål.docx
@@ -651,7 +651,7 @@
     <w:r>
       <w:tab/>
       <w:tab/>
-      <w:t>2025-10-10</w:t>
+      <w:t>2025-10-11</w:t>
       <w:br/>
       <w:br/>
     </w:r>

--- a/klagomål/A 41606-2025 FSC-klagomål.docx
+++ b/klagomål/A 41606-2025 FSC-klagomål.docx
@@ -651,7 +651,7 @@
     <w:r>
       <w:tab/>
       <w:tab/>
-      <w:t>2025-10-16</w:t>
+      <w:t>2025-10-17</w:t>
       <w:br/>
       <w:br/>
     </w:r>

--- a/klagomål/A 41606-2025 FSC-klagomål.docx
+++ b/klagomål/A 41606-2025 FSC-klagomål.docx
@@ -651,7 +651,7 @@
     <w:r>
       <w:tab/>
       <w:tab/>
-      <w:t>2025-10-17</w:t>
+      <w:t>2025-10-18</w:t>
       <w:br/>
       <w:br/>
     </w:r>

--- a/klagomål/A 41606-2025 FSC-klagomål.docx
+++ b/klagomål/A 41606-2025 FSC-klagomål.docx
@@ -651,7 +651,7 @@
     <w:r>
       <w:tab/>
       <w:tab/>
-      <w:t>2025-10-18</w:t>
+      <w:t>2025-10-19</w:t>
       <w:br/>
       <w:br/>
     </w:r>

--- a/klagomål/A 41606-2025 FSC-klagomål.docx
+++ b/klagomål/A 41606-2025 FSC-klagomål.docx
@@ -651,7 +651,7 @@
     <w:r>
       <w:tab/>
       <w:tab/>
-      <w:t>2025-10-19</w:t>
+      <w:t>2025-10-20</w:t>
       <w:br/>
       <w:br/>
     </w:r>

--- a/klagomål/A 41606-2025 FSC-klagomål.docx
+++ b/klagomål/A 41606-2025 FSC-klagomål.docx
@@ -651,7 +651,7 @@
     <w:r>
       <w:tab/>
       <w:tab/>
-      <w:t>2025-10-20</w:t>
+      <w:t>2025-10-21</w:t>
       <w:br/>
       <w:br/>
     </w:r>

--- a/klagomål/A 41606-2025 FSC-klagomål.docx
+++ b/klagomål/A 41606-2025 FSC-klagomål.docx
@@ -651,7 +651,7 @@
     <w:r>
       <w:tab/>
       <w:tab/>
-      <w:t>2025-10-21</w:t>
+      <w:t>2025-10-22</w:t>
       <w:br/>
       <w:br/>
     </w:r>

--- a/klagomål/A 41606-2025 FSC-klagomål.docx
+++ b/klagomål/A 41606-2025 FSC-klagomål.docx
@@ -651,7 +651,7 @@
     <w:r>
       <w:tab/>
       <w:tab/>
-      <w:t>2025-10-22</w:t>
+      <w:t>2025-10-23</w:t>
       <w:br/>
       <w:br/>
     </w:r>

--- a/klagomål/A 41606-2025 FSC-klagomål.docx
+++ b/klagomål/A 41606-2025 FSC-klagomål.docx
@@ -651,7 +651,7 @@
     <w:r>
       <w:tab/>
       <w:tab/>
-      <w:t>2025-10-23</w:t>
+      <w:t>2025-10-24</w:t>
       <w:br/>
       <w:br/>
     </w:r>

--- a/klagomål/A 41606-2025 FSC-klagomål.docx
+++ b/klagomål/A 41606-2025 FSC-klagomål.docx
@@ -651,7 +651,7 @@
     <w:r>
       <w:tab/>
       <w:tab/>
-      <w:t>2025-10-24</w:t>
+      <w:t>2025-10-25</w:t>
       <w:br/>
       <w:br/>
     </w:r>

--- a/klagomål/A 41606-2025 FSC-klagomål.docx
+++ b/klagomål/A 41606-2025 FSC-klagomål.docx
@@ -651,7 +651,7 @@
     <w:r>
       <w:tab/>
       <w:tab/>
-      <w:t>2025-10-25</w:t>
+      <w:t>2025-10-26</w:t>
       <w:br/>
       <w:br/>
     </w:r>

--- a/klagomål/A 41606-2025 FSC-klagomål.docx
+++ b/klagomål/A 41606-2025 FSC-klagomål.docx
@@ -651,7 +651,7 @@
     <w:r>
       <w:tab/>
       <w:tab/>
-      <w:t>2025-10-26</w:t>
+      <w:t>2025-10-27</w:t>
       <w:br/>
       <w:br/>
     </w:r>

--- a/klagomål/A 41606-2025 FSC-klagomål.docx
+++ b/klagomål/A 41606-2025 FSC-klagomål.docx
@@ -651,7 +651,7 @@
     <w:r>
       <w:tab/>
       <w:tab/>
-      <w:t>2025-10-27</w:t>
+      <w:t>2025-10-28</w:t>
       <w:br/>
       <w:br/>
     </w:r>

--- a/klagomål/A 41606-2025 FSC-klagomål.docx
+++ b/klagomål/A 41606-2025 FSC-klagomål.docx
@@ -651,7 +651,7 @@
     <w:r>
       <w:tab/>
       <w:tab/>
-      <w:t>2025-10-28</w:t>
+      <w:t>2025-10-29</w:t>
       <w:br/>
       <w:br/>
     </w:r>

--- a/klagomål/A 41606-2025 FSC-klagomål.docx
+++ b/klagomål/A 41606-2025 FSC-klagomål.docx
@@ -651,7 +651,7 @@
     <w:r>
       <w:tab/>
       <w:tab/>
-      <w:t>2025-10-29</w:t>
+      <w:t>2025-10-30</w:t>
       <w:br/>
       <w:br/>
     </w:r>

--- a/klagomål/A 41606-2025 FSC-klagomål.docx
+++ b/klagomål/A 41606-2025 FSC-klagomål.docx
@@ -651,7 +651,7 @@
     <w:r>
       <w:tab/>
       <w:tab/>
-      <w:t>2025-10-30</w:t>
+      <w:t>2025-10-31</w:t>
       <w:br/>
       <w:br/>
     </w:r>

--- a/klagomål/A 41606-2025 FSC-klagomål.docx
+++ b/klagomål/A 41606-2025 FSC-klagomål.docx
@@ -651,7 +651,7 @@
     <w:r>
       <w:tab/>
       <w:tab/>
-      <w:t>2025-10-31</w:t>
+      <w:t>2025-11-01</w:t>
       <w:br/>
       <w:br/>
     </w:r>

--- a/klagomål/A 41606-2025 FSC-klagomål.docx
+++ b/klagomål/A 41606-2025 FSC-klagomål.docx
@@ -651,7 +651,7 @@
     <w:r>
       <w:tab/>
       <w:tab/>
-      <w:t>2025-11-01</w:t>
+      <w:t>2025-11-02</w:t>
       <w:br/>
       <w:br/>
     </w:r>

--- a/klagomål/A 41606-2025 FSC-klagomål.docx
+++ b/klagomål/A 41606-2025 FSC-klagomål.docx
@@ -651,7 +651,7 @@
     <w:r>
       <w:tab/>
       <w:tab/>
-      <w:t>2025-11-02</w:t>
+      <w:t>2025-11-03</w:t>
       <w:br/>
       <w:br/>
     </w:r>

--- a/klagomål/A 41606-2025 FSC-klagomål.docx
+++ b/klagomål/A 41606-2025 FSC-klagomål.docx
@@ -651,7 +651,7 @@
     <w:r>
       <w:tab/>
       <w:tab/>
-      <w:t>2025-11-03</w:t>
+      <w:t>2025-11-04</w:t>
       <w:br/>
       <w:br/>
     </w:r>

--- a/klagomål/A 41606-2025 FSC-klagomål.docx
+++ b/klagomål/A 41606-2025 FSC-klagomål.docx
@@ -651,7 +651,7 @@
     <w:r>
       <w:tab/>
       <w:tab/>
-      <w:t>2025-11-04</w:t>
+      <w:t>2025-11-05</w:t>
       <w:br/>
       <w:br/>
     </w:r>

--- a/klagomål/A 41606-2025 FSC-klagomål.docx
+++ b/klagomål/A 41606-2025 FSC-klagomål.docx
@@ -651,7 +651,7 @@
     <w:r>
       <w:tab/>
       <w:tab/>
-      <w:t>2025-11-05</w:t>
+      <w:t>2025-11-06</w:t>
       <w:br/>
       <w:br/>
     </w:r>

--- a/klagomål/A 41606-2025 FSC-klagomål.docx
+++ b/klagomål/A 41606-2025 FSC-klagomål.docx
@@ -651,7 +651,7 @@
     <w:r>
       <w:tab/>
       <w:tab/>
-      <w:t>2025-11-06</w:t>
+      <w:t>2025-11-07</w:t>
       <w:br/>
       <w:br/>
     </w:r>

--- a/klagomål/A 41606-2025 FSC-klagomål.docx
+++ b/klagomål/A 41606-2025 FSC-klagomål.docx
@@ -651,7 +651,7 @@
     <w:r>
       <w:tab/>
       <w:tab/>
-      <w:t>2025-11-07</w:t>
+      <w:t>2025-11-08</w:t>
       <w:br/>
       <w:br/>
     </w:r>

--- a/klagomål/A 41606-2025 FSC-klagomål.docx
+++ b/klagomål/A 41606-2025 FSC-klagomål.docx
@@ -651,7 +651,7 @@
     <w:r>
       <w:tab/>
       <w:tab/>
-      <w:t>2025-11-08</w:t>
+      <w:t>2025-11-09</w:t>
       <w:br/>
       <w:br/>
     </w:r>

--- a/klagomål/A 41606-2025 FSC-klagomål.docx
+++ b/klagomål/A 41606-2025 FSC-klagomål.docx
@@ -651,7 +651,7 @@
     <w:r>
       <w:tab/>
       <w:tab/>
-      <w:t>2025-11-09</w:t>
+      <w:t>2025-11-10</w:t>
       <w:br/>
       <w:br/>
     </w:r>

--- a/klagomål/A 41606-2025 FSC-klagomål.docx
+++ b/klagomål/A 41606-2025 FSC-klagomål.docx
@@ -651,7 +651,7 @@
     <w:r>
       <w:tab/>
       <w:tab/>
-      <w:t>2025-11-10</w:t>
+      <w:t>2025-11-11</w:t>
       <w:br/>
       <w:br/>
     </w:r>

--- a/klagomål/A 41606-2025 FSC-klagomål.docx
+++ b/klagomål/A 41606-2025 FSC-klagomål.docx
@@ -651,7 +651,7 @@
     <w:r>
       <w:tab/>
       <w:tab/>
-      <w:t>2025-11-11</w:t>
+      <w:t>2025-11-12</w:t>
       <w:br/>
       <w:br/>
     </w:r>

--- a/klagomål/A 41606-2025 FSC-klagomål.docx
+++ b/klagomål/A 41606-2025 FSC-klagomål.docx
@@ -651,7 +651,7 @@
     <w:r>
       <w:tab/>
       <w:tab/>
-      <w:t>2025-11-12</w:t>
+      <w:t>2025-11-13</w:t>
       <w:br/>
       <w:br/>
     </w:r>

--- a/klagomål/A 41606-2025 FSC-klagomål.docx
+++ b/klagomål/A 41606-2025 FSC-klagomål.docx
@@ -651,7 +651,7 @@
     <w:r>
       <w:tab/>
       <w:tab/>
-      <w:t>2025-11-13</w:t>
+      <w:t>2025-11-14</w:t>
       <w:br/>
       <w:br/>
     </w:r>

--- a/klagomål/A 41606-2025 FSC-klagomål.docx
+++ b/klagomål/A 41606-2025 FSC-klagomål.docx
@@ -651,7 +651,7 @@
     <w:r>
       <w:tab/>
       <w:tab/>
-      <w:t>2025-11-14</w:t>
+      <w:t>2025-11-15</w:t>
       <w:br/>
       <w:br/>
     </w:r>

--- a/klagomål/A 41606-2025 FSC-klagomål.docx
+++ b/klagomål/A 41606-2025 FSC-klagomål.docx
@@ -651,7 +651,7 @@
     <w:r>
       <w:tab/>
       <w:tab/>
-      <w:t>2025-11-15</w:t>
+      <w:t>2025-11-20</w:t>
       <w:br/>
       <w:br/>
     </w:r>

--- a/klagomål/A 41606-2025 FSC-klagomål.docx
+++ b/klagomål/A 41606-2025 FSC-klagomål.docx
@@ -651,7 +651,7 @@
     <w:r>
       <w:tab/>
       <w:tab/>
-      <w:t>2025-11-20</w:t>
+      <w:t>2025-11-21</w:t>
       <w:br/>
       <w:br/>
     </w:r>

--- a/klagomål/A 41606-2025 FSC-klagomål.docx
+++ b/klagomål/A 41606-2025 FSC-klagomål.docx
@@ -651,7 +651,7 @@
     <w:r>
       <w:tab/>
       <w:tab/>
-      <w:t>2025-11-21</w:t>
+      <w:t>2025-11-22</w:t>
       <w:br/>
       <w:br/>
     </w:r>

--- a/klagomål/A 41606-2025 FSC-klagomål.docx
+++ b/klagomål/A 41606-2025 FSC-klagomål.docx
@@ -651,7 +651,7 @@
     <w:r>
       <w:tab/>
       <w:tab/>
-      <w:t>2025-11-22</w:t>
+      <w:t>2025-11-23</w:t>
       <w:br/>
       <w:br/>
     </w:r>

--- a/klagomål/A 41606-2025 FSC-klagomål.docx
+++ b/klagomål/A 41606-2025 FSC-klagomål.docx
@@ -651,7 +651,7 @@
     <w:r>
       <w:tab/>
       <w:tab/>
-      <w:t>2025-11-23</w:t>
+      <w:t>2025-11-24</w:t>
       <w:br/>
       <w:br/>
     </w:r>

--- a/klagomål/A 41606-2025 FSC-klagomål.docx
+++ b/klagomål/A 41606-2025 FSC-klagomål.docx
@@ -651,7 +651,7 @@
     <w:r>
       <w:tab/>
       <w:tab/>
-      <w:t>2025-11-24</w:t>
+      <w:t>2025-11-25</w:t>
       <w:br/>
       <w:br/>
     </w:r>

--- a/klagomål/A 41606-2025 FSC-klagomål.docx
+++ b/klagomål/A 41606-2025 FSC-klagomål.docx
@@ -651,7 +651,7 @@
     <w:r>
       <w:tab/>
       <w:tab/>
-      <w:t>2025-11-25</w:t>
+      <w:t>2025-11-26</w:t>
       <w:br/>
       <w:br/>
     </w:r>

--- a/klagomål/A 41606-2025 FSC-klagomål.docx
+++ b/klagomål/A 41606-2025 FSC-klagomål.docx
@@ -651,7 +651,7 @@
     <w:r>
       <w:tab/>
       <w:tab/>
-      <w:t>2025-11-26</w:t>
+      <w:t>2025-11-27</w:t>
       <w:br/>
       <w:br/>
     </w:r>

--- a/klagomål/A 41606-2025 FSC-klagomål.docx
+++ b/klagomål/A 41606-2025 FSC-klagomål.docx
@@ -651,7 +651,7 @@
     <w:r>
       <w:tab/>
       <w:tab/>
-      <w:t>2025-11-27</w:t>
+      <w:t>2025-11-28</w:t>
       <w:br/>
       <w:br/>
     </w:r>

--- a/klagomål/A 41606-2025 FSC-klagomål.docx
+++ b/klagomål/A 41606-2025 FSC-klagomål.docx
@@ -651,7 +651,7 @@
     <w:r>
       <w:tab/>
       <w:tab/>
-      <w:t>2025-11-28</w:t>
+      <w:t>2025-11-29</w:t>
       <w:br/>
       <w:br/>
     </w:r>

--- a/klagomål/A 41606-2025 FSC-klagomål.docx
+++ b/klagomål/A 41606-2025 FSC-klagomål.docx
@@ -651,7 +651,7 @@
     <w:r>
       <w:tab/>
       <w:tab/>
-      <w:t>2025-11-29</w:t>
+      <w:t>2025-11-30</w:t>
       <w:br/>
       <w:br/>
     </w:r>

--- a/klagomål/A 41606-2025 FSC-klagomål.docx
+++ b/klagomål/A 41606-2025 FSC-klagomål.docx
@@ -651,7 +651,7 @@
     <w:r>
       <w:tab/>
       <w:tab/>
-      <w:t>2025-11-30</w:t>
+      <w:t>2025-12-01</w:t>
       <w:br/>
       <w:br/>
     </w:r>

--- a/klagomål/A 41606-2025 FSC-klagomål.docx
+++ b/klagomål/A 41606-2025 FSC-klagomål.docx
@@ -651,7 +651,7 @@
     <w:r>
       <w:tab/>
       <w:tab/>
-      <w:t>2025-12-01</w:t>
+      <w:t>2025-12-02</w:t>
       <w:br/>
       <w:br/>
     </w:r>

--- a/klagomål/A 41606-2025 FSC-klagomål.docx
+++ b/klagomål/A 41606-2025 FSC-klagomål.docx
@@ -651,7 +651,7 @@
     <w:r>
       <w:tab/>
       <w:tab/>
-      <w:t>2025-12-02</w:t>
+      <w:t>2025-12-03</w:t>
       <w:br/>
       <w:br/>
     </w:r>

--- a/klagomål/A 41606-2025 FSC-klagomål.docx
+++ b/klagomål/A 41606-2025 FSC-klagomål.docx
@@ -651,7 +651,7 @@
     <w:r>
       <w:tab/>
       <w:tab/>
-      <w:t>2025-12-03</w:t>
+      <w:t>2025-12-04</w:t>
       <w:br/>
       <w:br/>
     </w:r>

--- a/klagomål/A 41606-2025 FSC-klagomål.docx
+++ b/klagomål/A 41606-2025 FSC-klagomål.docx
@@ -651,7 +651,7 @@
     <w:r>
       <w:tab/>
       <w:tab/>
-      <w:t>2025-12-04</w:t>
+      <w:t>2025-12-05</w:t>
       <w:br/>
       <w:br/>
     </w:r>

--- a/klagomål/A 41606-2025 FSC-klagomål.docx
+++ b/klagomål/A 41606-2025 FSC-klagomål.docx
@@ -651,7 +651,7 @@
     <w:r>
       <w:tab/>
       <w:tab/>
-      <w:t>2025-12-05</w:t>
+      <w:t>2025-12-06</w:t>
       <w:br/>
       <w:br/>
     </w:r>

--- a/klagomål/A 41606-2025 FSC-klagomål.docx
+++ b/klagomål/A 41606-2025 FSC-klagomål.docx
@@ -651,7 +651,7 @@
     <w:r>
       <w:tab/>
       <w:tab/>
-      <w:t>2025-12-06</w:t>
+      <w:t>2025-12-07</w:t>
       <w:br/>
       <w:br/>
     </w:r>

--- a/klagomål/A 41606-2025 FSC-klagomål.docx
+++ b/klagomål/A 41606-2025 FSC-klagomål.docx
@@ -651,7 +651,7 @@
     <w:r>
       <w:tab/>
       <w:tab/>
-      <w:t>2025-12-07</w:t>
+      <w:t>2025-12-08</w:t>
       <w:br/>
       <w:br/>
     </w:r>

--- a/klagomål/A 41606-2025 FSC-klagomål.docx
+++ b/klagomål/A 41606-2025 FSC-klagomål.docx
@@ -651,7 +651,7 @@
     <w:r>
       <w:tab/>
       <w:tab/>
-      <w:t>2025-12-08</w:t>
+      <w:t>2025-12-09</w:t>
       <w:br/>
       <w:br/>
     </w:r>

--- a/klagomål/A 41606-2025 FSC-klagomål.docx
+++ b/klagomål/A 41606-2025 FSC-klagomål.docx
@@ -651,7 +651,7 @@
     <w:r>
       <w:tab/>
       <w:tab/>
-      <w:t>2025-12-09</w:t>
+      <w:t>2025-12-10</w:t>
       <w:br/>
       <w:br/>
     </w:r>

--- a/klagomål/A 41606-2025 FSC-klagomål.docx
+++ b/klagomål/A 41606-2025 FSC-klagomål.docx
@@ -651,7 +651,7 @@
     <w:r>
       <w:tab/>
       <w:tab/>
-      <w:t>2025-12-10</w:t>
+      <w:t>2025-12-11</w:t>
       <w:br/>
       <w:br/>
     </w:r>

--- a/klagomål/A 41606-2025 FSC-klagomål.docx
+++ b/klagomål/A 41606-2025 FSC-klagomål.docx
@@ -651,7 +651,7 @@
     <w:r>
       <w:tab/>
       <w:tab/>
-      <w:t>2025-12-11</w:t>
+      <w:t>2025-12-12</w:t>
       <w:br/>
       <w:br/>
     </w:r>

--- a/klagomål/A 41606-2025 FSC-klagomål.docx
+++ b/klagomål/A 41606-2025 FSC-klagomål.docx
@@ -651,7 +651,7 @@
     <w:r>
       <w:tab/>
       <w:tab/>
-      <w:t>2025-12-12</w:t>
+      <w:t>2025-12-13</w:t>
       <w:br/>
       <w:br/>
     </w:r>

--- a/klagomål/A 41606-2025 FSC-klagomål.docx
+++ b/klagomål/A 41606-2025 FSC-klagomål.docx
@@ -651,7 +651,7 @@
     <w:r>
       <w:tab/>
       <w:tab/>
-      <w:t>2025-12-19</w:t>
+      <w:t>2025-12-20</w:t>
       <w:br/>
       <w:br/>
     </w:r>

--- a/klagomål/A 41606-2025 FSC-klagomål.docx
+++ b/klagomål/A 41606-2025 FSC-klagomål.docx
@@ -651,7 +651,7 @@
     <w:r>
       <w:tab/>
       <w:tab/>
-      <w:t>2025-12-20</w:t>
+      <w:t>2025-12-21</w:t>
       <w:br/>
       <w:br/>
     </w:r>

--- a/klagomål/A 41606-2025 FSC-klagomål.docx
+++ b/klagomål/A 41606-2025 FSC-klagomål.docx
@@ -651,7 +651,7 @@
     <w:r>
       <w:tab/>
       <w:tab/>
-      <w:t>2025-12-21</w:t>
+      <w:t>2025-12-22</w:t>
       <w:br/>
       <w:br/>
     </w:r>

--- a/klagomål/A 41606-2025 FSC-klagomål.docx
+++ b/klagomål/A 41606-2025 FSC-klagomål.docx
@@ -651,7 +651,7 @@
     <w:r>
       <w:tab/>
       <w:tab/>
-      <w:t>2025-12-22</w:t>
+      <w:t>2025-12-26</w:t>
       <w:br/>
       <w:br/>
     </w:r>

--- a/klagomål/A 41606-2025 FSC-klagomål.docx
+++ b/klagomål/A 41606-2025 FSC-klagomål.docx
@@ -651,7 +651,7 @@
     <w:r>
       <w:tab/>
       <w:tab/>
-      <w:t>2026-01-07</w:t>
+      <w:t>2026-01-08</w:t>
       <w:br/>
       <w:br/>
     </w:r>

--- a/klagomål/A 41606-2025 FSC-klagomål.docx
+++ b/klagomål/A 41606-2025 FSC-klagomål.docx
@@ -651,7 +651,7 @@
     <w:r>
       <w:tab/>
       <w:tab/>
-      <w:t>2026-01-08</w:t>
+      <w:t>2026-01-09</w:t>
       <w:br/>
       <w:br/>
     </w:r>

--- a/klagomål/A 41606-2025 FSC-klagomål.docx
+++ b/klagomål/A 41606-2025 FSC-klagomål.docx
@@ -651,7 +651,7 @@
     <w:r>
       <w:tab/>
       <w:tab/>
-      <w:t>2026-01-09</w:t>
+      <w:t>2026-01-10</w:t>
       <w:br/>
       <w:br/>
     </w:r>

--- a/klagomål/A 41606-2025 FSC-klagomål.docx
+++ b/klagomål/A 41606-2025 FSC-klagomål.docx
@@ -651,7 +651,7 @@
     <w:r>
       <w:tab/>
       <w:tab/>
-      <w:t>2026-01-10</w:t>
+      <w:t>2026-01-11</w:t>
       <w:br/>
       <w:br/>
     </w:r>

--- a/klagomål/A 41606-2025 FSC-klagomål.docx
+++ b/klagomål/A 41606-2025 FSC-klagomål.docx
@@ -651,7 +651,7 @@
     <w:r>
       <w:tab/>
       <w:tab/>
-      <w:t>2026-01-11</w:t>
+      <w:t>2026-01-12</w:t>
       <w:br/>
       <w:br/>
     </w:r>

--- a/klagomål/A 41606-2025 FSC-klagomål.docx
+++ b/klagomål/A 41606-2025 FSC-klagomål.docx
@@ -651,7 +651,7 @@
     <w:r>
       <w:tab/>
       <w:tab/>
-      <w:t>2026-01-12</w:t>
+      <w:t>2026-01-13</w:t>
       <w:br/>
       <w:br/>
     </w:r>

--- a/klagomål/A 41606-2025 FSC-klagomål.docx
+++ b/klagomål/A 41606-2025 FSC-klagomål.docx
@@ -651,7 +651,7 @@
     <w:r>
       <w:tab/>
       <w:tab/>
-      <w:t>2026-01-13</w:t>
+      <w:t>2026-01-14</w:t>
       <w:br/>
       <w:br/>
     </w:r>

--- a/klagomål/A 41606-2025 FSC-klagomål.docx
+++ b/klagomål/A 41606-2025 FSC-klagomål.docx
@@ -651,7 +651,7 @@
     <w:r>
       <w:tab/>
       <w:tab/>
-      <w:t>2026-01-14</w:t>
+      <w:t>2026-01-15</w:t>
       <w:br/>
       <w:br/>
     </w:r>

--- a/klagomål/A 41606-2025 FSC-klagomål.docx
+++ b/klagomål/A 41606-2025 FSC-klagomål.docx
@@ -651,7 +651,7 @@
     <w:r>
       <w:tab/>
       <w:tab/>
-      <w:t>2026-01-15</w:t>
+      <w:t>2026-01-16</w:t>
       <w:br/>
       <w:br/>
     </w:r>

--- a/klagomål/A 41606-2025 FSC-klagomål.docx
+++ b/klagomål/A 41606-2025 FSC-klagomål.docx
@@ -651,7 +651,7 @@
     <w:r>
       <w:tab/>
       <w:tab/>
-      <w:t>2026-01-16</w:t>
+      <w:t>2026-01-17</w:t>
       <w:br/>
       <w:br/>
     </w:r>

--- a/klagomål/A 41606-2025 FSC-klagomål.docx
+++ b/klagomål/A 41606-2025 FSC-klagomål.docx
@@ -651,7 +651,7 @@
     <w:r>
       <w:tab/>
       <w:tab/>
-      <w:t>2026-01-17</w:t>
+      <w:t>2026-01-18</w:t>
       <w:br/>
       <w:br/>
     </w:r>

--- a/klagomål/A 41606-2025 FSC-klagomål.docx
+++ b/klagomål/A 41606-2025 FSC-klagomål.docx
@@ -651,7 +651,7 @@
     <w:r>
       <w:tab/>
       <w:tab/>
-      <w:t>2026-01-18</w:t>
+      <w:t>2026-01-19</w:t>
       <w:br/>
       <w:br/>
     </w:r>

--- a/klagomål/A 41606-2025 FSC-klagomål.docx
+++ b/klagomål/A 41606-2025 FSC-klagomål.docx
@@ -651,7 +651,7 @@
     <w:r>
       <w:tab/>
       <w:tab/>
-      <w:t>2026-01-19</w:t>
+      <w:t>2026-01-20</w:t>
       <w:br/>
       <w:br/>
     </w:r>

--- a/klagomål/A 41606-2025 FSC-klagomål.docx
+++ b/klagomål/A 41606-2025 FSC-klagomål.docx
@@ -651,7 +651,7 @@
     <w:r>
       <w:tab/>
       <w:tab/>
-      <w:t>2026-01-20</w:t>
+      <w:t>2026-01-21</w:t>
       <w:br/>
       <w:br/>
     </w:r>

--- a/klagomål/A 41606-2025 FSC-klagomål.docx
+++ b/klagomål/A 41606-2025 FSC-klagomål.docx
@@ -651,7 +651,7 @@
     <w:r>
       <w:tab/>
       <w:tab/>
-      <w:t>2026-01-21</w:t>
+      <w:t>2026-01-23</w:t>
       <w:br/>
       <w:br/>
     </w:r>

--- a/klagomål/A 41606-2025 FSC-klagomål.docx
+++ b/klagomål/A 41606-2025 FSC-klagomål.docx
@@ -651,7 +651,7 @@
     <w:r>
       <w:tab/>
       <w:tab/>
-      <w:t>2026-01-23</w:t>
+      <w:t>2026-01-24</w:t>
       <w:br/>
       <w:br/>
     </w:r>

--- a/klagomål/A 41606-2025 FSC-klagomål.docx
+++ b/klagomål/A 41606-2025 FSC-klagomål.docx
@@ -651,7 +651,7 @@
     <w:r>
       <w:tab/>
       <w:tab/>
-      <w:t>2026-01-24</w:t>
+      <w:t>2026-01-25</w:t>
       <w:br/>
       <w:br/>
     </w:r>

--- a/klagomål/A 41606-2025 FSC-klagomål.docx
+++ b/klagomål/A 41606-2025 FSC-klagomål.docx
@@ -651,7 +651,7 @@
     <w:r>
       <w:tab/>
       <w:tab/>
-      <w:t>2026-01-25</w:t>
+      <w:t>2026-01-26</w:t>
       <w:br/>
       <w:br/>
     </w:r>

--- a/klagomål/A 41606-2025 FSC-klagomål.docx
+++ b/klagomål/A 41606-2025 FSC-klagomål.docx
@@ -651,7 +651,7 @@
     <w:r>
       <w:tab/>
       <w:tab/>
-      <w:t>2026-01-26</w:t>
+      <w:t>2026-01-27</w:t>
       <w:br/>
       <w:br/>
     </w:r>

--- a/klagomål/A 41606-2025 FSC-klagomål.docx
+++ b/klagomål/A 41606-2025 FSC-klagomål.docx
@@ -651,7 +651,7 @@
     <w:r>
       <w:tab/>
       <w:tab/>
-      <w:t>2026-01-27</w:t>
+      <w:t>2026-01-28</w:t>
       <w:br/>
       <w:br/>
     </w:r>

--- a/klagomål/A 41606-2025 FSC-klagomål.docx
+++ b/klagomål/A 41606-2025 FSC-klagomål.docx
@@ -112,7 +112,7 @@
         <w:pStyle w:val="ListBullet"/>
       </w:pPr>
       <w:r>
-        <w:t>Om ett ombud (tex Norra skog eller Mellanskog) avverkningsanmäler en skog med naturvärden motsvarande nyckelbiotops kvalité men markägaren inte är FSC certifierad, bör du skicka in ett FSC kontrollerat virke klagomål. Då ska klagomålet skickas till ombudsföretaget.</w:t>
+        <w:t>Om ett ombud (tex Norra skog eller Mellanskog) avverkningsanmäler en skog med naturvärden motsvarande nyckelbiotops kvalitet men markägaren inte är FSC certifierad, bör du skicka in ett FSC kontrollerat virke klagomål. Då ska klagomålet skickas till ombudsföretaget.</w:t>
       </w:r>
     </w:p>
     <w:p>
@@ -651,7 +651,7 @@
     <w:r>
       <w:tab/>
       <w:tab/>
-      <w:t>2026-01-28</w:t>
+      <w:t>2026-01-29</w:t>
       <w:br/>
       <w:br/>
     </w:r>

--- a/klagomål/A 41606-2025 FSC-klagomål.docx
+++ b/klagomål/A 41606-2025 FSC-klagomål.docx
@@ -651,7 +651,7 @@
     <w:r>
       <w:tab/>
       <w:tab/>
-      <w:t>2026-01-29</w:t>
+      <w:t>2026-01-30</w:t>
       <w:br/>
       <w:br/>
     </w:r>

--- a/klagomål/A 41606-2025 FSC-klagomål.docx
+++ b/klagomål/A 41606-2025 FSC-klagomål.docx
@@ -651,7 +651,7 @@
     <w:r>
       <w:tab/>
       <w:tab/>
-      <w:t>2026-01-30</w:t>
+      <w:t>2026-01-31</w:t>
       <w:br/>
       <w:br/>
     </w:r>

--- a/klagomål/A 41606-2025 FSC-klagomål.docx
+++ b/klagomål/A 41606-2025 FSC-klagomål.docx
@@ -163,7 +163,7 @@
         <w:pStyle w:val="Title"/>
       </w:pPr>
       <w:r>
-        <w:t>Inledande FSC- /PEFC-klagomål – information om höga naturvärden i avverkningsanmälan A 41606-2025 i Uppsala kommun</w:t>
+        <w:t>Inledande FSC- /PEFC-klagomål – information om höga naturvärden och fridlysta arter i avverkningsanmälan A 41606-2025 i Uppsala kommun</w:t>
       </w:r>
     </w:p>
     <w:p>
@@ -173,7 +173,7 @@
     </w:p>
     <w:p>
       <w:r>
-        <w:t>Nedan presenteras fynd av naturvårdsarter som gjorts i det avverkningsanmälda området, samt relevanta utdrag ur standarderna för FSC, Chain of Custody, Controlled Wood och PEFC.</w:t>
+        <w:t>Nedan presenteras fynd av naturvårdsarter och fridlysta arter som gjorts i det avverkningsanmälda området, samt relevanta utdrag ur standarderna för FSC, Chain of Custody, Controlled Wood och PEFC.</w:t>
       </w:r>
     </w:p>
     <w:p>
@@ -191,7 +191,7 @@
     </w:p>
     <w:p>
       <w:r>
-        <w:t>I avverkningsanmälan har följande 1 naturvårdsarter hittats: granbräken (S). Arter som är signalarter enligt Skogsstyrelsen har markerats med (S).</w:t>
+        <w:t>I avverkningsanmälan har följande 2 naturvårdsarter hittats: granbräken (S) och lopplummer (aggregat) (§9). Arter som är signalarter enligt Skogsstyrelsen har markerats med (S). För fridlysta arter anges även paragrafen i Artskyddsförordningen som arten är fridlyst enligt.</w:t>
       </w:r>
     </w:p>
     <w:p>
@@ -206,7 +206,7 @@
       <w:r>
         <w:drawing>
           <wp:inline xmlns:a="http://schemas.openxmlformats.org/drawingml/2006/main" xmlns:pic="http://schemas.openxmlformats.org/drawingml/2006/picture">
-            <wp:extent cx="5486400" cy="3335606"/>
+            <wp:extent cx="5486400" cy="3240813"/>
             <wp:docPr id="1" name="Picture 1"/>
             <wp:cNvGraphicFramePr>
               <a:graphicFrameLocks noChangeAspect="1"/>
@@ -227,7 +227,7 @@
                   <pic:spPr>
                     <a:xfrm>
                       <a:off x="0" y="0"/>
-                      <a:ext cx="5486400" cy="3335606"/>
+                      <a:ext cx="5486400" cy="3240813"/>
                     </a:xfrm>
                     <a:prstGeom prst="rect"/>
                   </pic:spPr>
@@ -244,6 +244,19 @@
       </w:pPr>
       <w:r>
         <w:t>Figur 1. Fyndplatser för naturvårdsarter i det avverkningsanmälda området (röd linje). Markörer utan svart kant är placerade på fyndplatsen. Markörer med svart kant är placerade vid sidan av fyndplatsen och har ett svart streck som visar fyndplatsens exakta position. Kartans mittpunktskoordinat är N 6652606, E 630357 i SWEREF 99 TM.</w:t>
+      </w:r>
+    </w:p>
+    <w:p>
+      <w:pPr>
+        <w:pStyle w:val="Heading1"/>
+      </w:pPr>
+      <w:r>
+        <w:t>Fridlysta arter</w:t>
+      </w:r>
+    </w:p>
+    <w:p>
+      <w:r>
+        <w:t>Följande fridlysta arter har sina livsmiljöer och växtplatser i den avverkningsanmälda skogen: lopplummer (aggregat) (§9).</w:t>
       </w:r>
     </w:p>
     <w:p>
@@ -336,7 +349,7 @@
         <w:rPr>
           <w:i/>
         </w:rPr>
-        <w:t>I det avverkningsanmälda skogsområdet har 1 naturvårdsarter varav 0 rödlistade arter sina livsmiljöer och växtplatser.</w:t>
+        <w:t>I det avverkningsanmälda skogsområdet har 2 naturvårdsarter varav 0 rödlistade arter sina livsmiljöer och växtplatser.</w:t>
       </w:r>
     </w:p>
     <w:p>
@@ -651,7 +664,7 @@
     <w:r>
       <w:tab/>
       <w:tab/>
-      <w:t>2026-03-02</w:t>
+      <w:t>2026-03-03</w:t>
       <w:br/>
       <w:br/>
     </w:r>

--- a/klagomål/A 41606-2025 FSC-klagomål.docx
+++ b/klagomål/A 41606-2025 FSC-klagomål.docx
@@ -664,7 +664,7 @@
     <w:r>
       <w:tab/>
       <w:tab/>
-      <w:t>2026-03-03</w:t>
+      <w:t>2026-03-04</w:t>
       <w:br/>
       <w:br/>
     </w:r>

--- a/klagomål/A 41606-2025 FSC-klagomål.docx
+++ b/klagomål/A 41606-2025 FSC-klagomål.docx
@@ -664,7 +664,7 @@
     <w:r>
       <w:tab/>
       <w:tab/>
-      <w:t>2026-03-04</w:t>
+      <w:t>2026-03-05</w:t>
       <w:br/>
       <w:br/>
     </w:r>

--- a/klagomål/A 41606-2025 FSC-klagomål.docx
+++ b/klagomål/A 41606-2025 FSC-klagomål.docx
@@ -664,7 +664,7 @@
     <w:r>
       <w:tab/>
       <w:tab/>
-      <w:t>2026-03-05</w:t>
+      <w:t>2026-03-06</w:t>
       <w:br/>
       <w:br/>
     </w:r>

--- a/klagomål/A 41606-2025 FSC-klagomål.docx
+++ b/klagomål/A 41606-2025 FSC-klagomål.docx
@@ -664,7 +664,7 @@
     <w:r>
       <w:tab/>
       <w:tab/>
-      <w:t>2026-03-06</w:t>
+      <w:t>2026-03-07</w:t>
       <w:br/>
       <w:br/>
     </w:r>

--- a/klagomål/A 41606-2025 FSC-klagomål.docx
+++ b/klagomål/A 41606-2025 FSC-klagomål.docx
@@ -664,7 +664,7 @@
     <w:r>
       <w:tab/>
       <w:tab/>
-      <w:t>2026-04-14</w:t>
+      <w:t>2026-04-15</w:t>
       <w:br/>
       <w:br/>
     </w:r>

--- a/klagomål/A 41606-2025 FSC-klagomål.docx
+++ b/klagomål/A 41606-2025 FSC-klagomål.docx
@@ -664,7 +664,7 @@
     <w:r>
       <w:tab/>
       <w:tab/>
-      <w:t>2026-04-15</w:t>
+      <w:t>2026-04-16</w:t>
       <w:br/>
       <w:br/>
     </w:r>

--- a/klagomål/A 41606-2025 FSC-klagomål.docx
+++ b/klagomål/A 41606-2025 FSC-klagomål.docx
@@ -664,7 +664,7 @@
     <w:r>
       <w:tab/>
       <w:tab/>
-      <w:t>2026-04-16</w:t>
+      <w:t>2026-04-17</w:t>
       <w:br/>
       <w:br/>
     </w:r>

--- a/klagomål/A 41606-2025 FSC-klagomål.docx
+++ b/klagomål/A 41606-2025 FSC-klagomål.docx
@@ -664,7 +664,7 @@
     <w:r>
       <w:tab/>
       <w:tab/>
-      <w:t>2026-04-17</w:t>
+      <w:t>2026-04-18</w:t>
       <w:br/>
       <w:br/>
     </w:r>

--- a/klagomål/A 41606-2025 FSC-klagomål.docx
+++ b/klagomål/A 41606-2025 FSC-klagomål.docx
@@ -664,7 +664,7 @@
     <w:r>
       <w:tab/>
       <w:tab/>
-      <w:t>2026-04-18</w:t>
+      <w:t>2026-04-19</w:t>
       <w:br/>
       <w:br/>
     </w:r>

--- a/klagomål/A 41606-2025 FSC-klagomål.docx
+++ b/klagomål/A 41606-2025 FSC-klagomål.docx
@@ -664,7 +664,7 @@
     <w:r>
       <w:tab/>
       <w:tab/>
-      <w:t>2026-04-19</w:t>
+      <w:t>2026-04-20</w:t>
       <w:br/>
       <w:br/>
     </w:r>

--- a/klagomål/A 41606-2025 FSC-klagomål.docx
+++ b/klagomål/A 41606-2025 FSC-klagomål.docx
@@ -664,7 +664,7 @@
     <w:r>
       <w:tab/>
       <w:tab/>
-      <w:t>2026-04-20</w:t>
+      <w:t>2026-04-21</w:t>
       <w:br/>
       <w:br/>
     </w:r>

--- a/klagomål/A 41606-2025 FSC-klagomål.docx
+++ b/klagomål/A 41606-2025 FSC-klagomål.docx
@@ -664,7 +664,7 @@
     <w:r>
       <w:tab/>
       <w:tab/>
-      <w:t>2026-04-21</w:t>
+      <w:t>2026-04-22</w:t>
       <w:br/>
       <w:br/>
     </w:r>

--- a/klagomål/A 41606-2025 FSC-klagomål.docx
+++ b/klagomål/A 41606-2025 FSC-klagomål.docx
@@ -664,7 +664,7 @@
     <w:r>
       <w:tab/>
       <w:tab/>
-      <w:t>2026-04-22</w:t>
+      <w:t>2026-04-23</w:t>
       <w:br/>
       <w:br/>
     </w:r>

--- a/klagomål/A 41606-2025 FSC-klagomål.docx
+++ b/klagomål/A 41606-2025 FSC-klagomål.docx
@@ -664,7 +664,7 @@
     <w:r>
       <w:tab/>
       <w:tab/>
-      <w:t>2026-04-23</w:t>
+      <w:t>2026-04-24</w:t>
       <w:br/>
       <w:br/>
     </w:r>

--- a/klagomål/A 41606-2025 FSC-klagomål.docx
+++ b/klagomål/A 41606-2025 FSC-klagomål.docx
@@ -664,7 +664,7 @@
     <w:r>
       <w:tab/>
       <w:tab/>
-      <w:t>2026-04-24</w:t>
+      <w:t>2026-04-25</w:t>
       <w:br/>
       <w:br/>
     </w:r>

--- a/klagomål/A 41606-2025 FSC-klagomål.docx
+++ b/klagomål/A 41606-2025 FSC-klagomål.docx
@@ -664,7 +664,7 @@
     <w:r>
       <w:tab/>
       <w:tab/>
-      <w:t>2026-04-25</w:t>
+      <w:t>2026-04-26</w:t>
       <w:br/>
       <w:br/>
     </w:r>

--- a/klagomål/A 41606-2025 FSC-klagomål.docx
+++ b/klagomål/A 41606-2025 FSC-klagomål.docx
@@ -664,7 +664,7 @@
     <w:r>
       <w:tab/>
       <w:tab/>
-      <w:t>2026-04-26</w:t>
+      <w:t>2026-04-27</w:t>
       <w:br/>
       <w:br/>
     </w:r>

--- a/klagomål/A 41606-2025 FSC-klagomål.docx
+++ b/klagomål/A 41606-2025 FSC-klagomål.docx
@@ -664,7 +664,7 @@
     <w:r>
       <w:tab/>
       <w:tab/>
-      <w:t>2026-04-27</w:t>
+      <w:t>2026-04-28</w:t>
       <w:br/>
       <w:br/>
     </w:r>

--- a/klagomål/A 41606-2025 FSC-klagomål.docx
+++ b/klagomål/A 41606-2025 FSC-klagomål.docx
@@ -664,7 +664,7 @@
     <w:r>
       <w:tab/>
       <w:tab/>
-      <w:t>2026-04-28</w:t>
+      <w:t>2026-04-29</w:t>
       <w:br/>
       <w:br/>
     </w:r>

--- a/klagomål/A 41606-2025 FSC-klagomål.docx
+++ b/klagomål/A 41606-2025 FSC-klagomål.docx
@@ -664,7 +664,7 @@
     <w:r>
       <w:tab/>
       <w:tab/>
-      <w:t>2026-04-29</w:t>
+      <w:t>2026-04-30</w:t>
       <w:br/>
       <w:br/>
     </w:r>

--- a/klagomål/A 41606-2025 FSC-klagomål.docx
+++ b/klagomål/A 41606-2025 FSC-klagomål.docx
@@ -664,7 +664,7 @@
     <w:r>
       <w:tab/>
       <w:tab/>
-      <w:t>2026-04-30</w:t>
+      <w:t>2026-05-01</w:t>
       <w:br/>
       <w:br/>
     </w:r>

--- a/klagomål/A 41606-2025 FSC-klagomål.docx
+++ b/klagomål/A 41606-2025 FSC-klagomål.docx
@@ -664,7 +664,7 @@
     <w:r>
       <w:tab/>
       <w:tab/>
-      <w:t>2026-05-01</w:t>
+      <w:t>2026-05-02</w:t>
       <w:br/>
       <w:br/>
     </w:r>

--- a/klagomål/A 41606-2025 FSC-klagomål.docx
+++ b/klagomål/A 41606-2025 FSC-klagomål.docx
@@ -664,7 +664,7 @@
     <w:r>
       <w:tab/>
       <w:tab/>
-      <w:t>2026-05-02</w:t>
+      <w:t>2026-05-03</w:t>
       <w:br/>
       <w:br/>
     </w:r>

--- a/klagomål/A 41606-2025 FSC-klagomål.docx
+++ b/klagomål/A 41606-2025 FSC-klagomål.docx
@@ -664,7 +664,7 @@
     <w:r>
       <w:tab/>
       <w:tab/>
-      <w:t>2026-05-03</w:t>
+      <w:t>2026-05-04</w:t>
       <w:br/>
       <w:br/>
     </w:r>

--- a/klagomål/A 41606-2025 FSC-klagomål.docx
+++ b/klagomål/A 41606-2025 FSC-klagomål.docx
@@ -664,7 +664,7 @@
     <w:r>
       <w:tab/>
       <w:tab/>
-      <w:t>2026-05-04</w:t>
+      <w:t>2026-05-05</w:t>
       <w:br/>
       <w:br/>
     </w:r>

--- a/klagomål/A 41606-2025 FSC-klagomål.docx
+++ b/klagomål/A 41606-2025 FSC-klagomål.docx
@@ -664,7 +664,7 @@
     <w:r>
       <w:tab/>
       <w:tab/>
-      <w:t>2026-05-05</w:t>
+      <w:t>2026-05-06</w:t>
       <w:br/>
       <w:br/>
     </w:r>

--- a/klagomål/A 41606-2025 FSC-klagomål.docx
+++ b/klagomål/A 41606-2025 FSC-klagomål.docx
@@ -664,7 +664,7 @@
     <w:r>
       <w:tab/>
       <w:tab/>
-      <w:t>2026-05-16</w:t>
+      <w:t>2026-05-17</w:t>
       <w:br/>
       <w:br/>
     </w:r>

--- a/klagomål/A 41606-2025 FSC-klagomål.docx
+++ b/klagomål/A 41606-2025 FSC-klagomål.docx
@@ -664,7 +664,7 @@
     <w:r>
       <w:tab/>
       <w:tab/>
-      <w:t>2026-05-17</w:t>
+      <w:t>2026-05-18</w:t>
       <w:br/>
       <w:br/>
     </w:r>

--- a/klagomål/A 41606-2025 FSC-klagomål.docx
+++ b/klagomål/A 41606-2025 FSC-klagomål.docx
@@ -664,7 +664,7 @@
     <w:r>
       <w:tab/>
       <w:tab/>
-      <w:t>2026-05-18</w:t>
+      <w:t>2026-05-19</w:t>
       <w:br/>
       <w:br/>
     </w:r>

--- a/klagomål/A 41606-2025 FSC-klagomål.docx
+++ b/klagomål/A 41606-2025 FSC-klagomål.docx
@@ -664,7 +664,7 @@
     <w:r>
       <w:tab/>
       <w:tab/>
-      <w:t>2026-05-19</w:t>
+      <w:t>2026-05-20</w:t>
       <w:br/>
       <w:br/>
     </w:r>
